--- a/deliverables/video-1-slides/hit-final/Video_1_HIT_FINAL/LONG_FORM/Video_1_EDITOR_ONLY_HIT_Brief_v3.1.docx
+++ b/deliverables/video-1-slides/hit-final/Video_1_HIT_FINAL/LONG_FORM/Video_1_EDITOR_ONLY_HIT_Brief_v3.1.docx
@@ -1701,10 +1701,10 @@
         <w:rPr>
           <w:b/>
           <w:i w:val="0"/>
-          <w:color w:val="9B2C10"/>
+          <w:color w:val="0F2346"/>
           <w:sz w:val="22"/>
         </w:rPr>
-        <w:t>OUTSTANDING — CTA ARTWORK. Slide 12 and reveal frame 21 still carry the two Capability Formation Field Kit page images. They must be replaced with the real Career Evidence Starter artifact: Starter cover in front, Portable Proof Line page visible behind, warm cream background. Do not substitute generic AI graphics, an unrelated portrait, a decorative quote card or a fake worksheet, and never show the direct PDF URL. The artifact itself is the proof.</w:t>
+        <w:t>CTA ARTWORK — CORRECTED. Slide 12 and reveal frame 21 now carry the REAL Career Evidence Starter artifact: the Starter cover in front and the Portable Proof Line page visible behind it, on the warm cream ground. Both images are the artifact's own pages, placed at the existing picture positions and sizes. No Field Kit imagery remains anywhere in either deck. Do not substitute generic AI graphics, an unrelated portrait, a decorative quote card or a fake worksheet, and never show the direct PDF URL. The artifact itself is the proof.</w:t>
       </w:r>
     </w:p>
     <w:p>
